--- a/Контроль технического состояние (Шамарин, Морозов).docx
+++ b/Контроль технического состояние (Шамарин, Морозов).docx
@@ -1,6 +1,6 @@
 
 <file path=word/document.xml><?xml version="1.0" encoding="utf-8"?>
-<w:document xmlns:wpc="http://schemas.microsoft.com/office/word/2010/wordprocessingCanvas" xmlns:cx="http://schemas.microsoft.com/office/drawing/2014/chartex" xmlns:cx1="http://schemas.microsoft.com/office/drawing/2015/9/8/chartex" xmlns:cx2="http://schemas.microsoft.com/office/drawing/2015/10/21/chartex" xmlns:cx3="http://schemas.microsoft.com/office/drawing/2016/5/9/chartex" xmlns:cx4="http://schemas.microsoft.com/office/drawing/2016/5/10/chartex" xmlns:cx5="http://schemas.microsoft.com/office/drawing/2016/5/11/chartex" xmlns:cx6="http://schemas.microsoft.com/office/drawing/2016/5/12/chartex" xmlns:cx7="http://schemas.microsoft.com/office/drawing/2016/5/13/chartex" xmlns:cx8="http://schemas.microsoft.com/office/drawing/2016/5/14/chartex" xmlns:mc="http://schemas.openxmlformats.org/markup-compatibility/2006" xmlns:aink="http://schemas.microsoft.com/office/drawing/2016/ink" xmlns:am3d="http://schemas.microsoft.com/office/drawing/2017/model3d" xmlns:o="urn:schemas-microsoft-com:office:office" xmlns:oel="http://schemas.microsoft.com/office/2019/extlst" xmlns:r="http://schemas.openxmlformats.org/officeDocument/2006/relationships" xmlns:m="http://schemas.openxmlformats.org/officeDocument/2006/math" xmlns:v="urn:schemas-microsoft-com:vml" xmlns:wp14="http://schemas.microsoft.com/office/word/2010/wordprocessingDrawing" xmlns:wp="http://schemas.openxmlformats.org/drawingml/2006/wordprocessingDrawing" xmlns:w10="urn:schemas-microsoft-com:office:word" xmlns:w="http://schemas.openxmlformats.org/wordprocessingml/2006/main" xmlns:w14="http://schemas.microsoft.com/office/word/2010/wordml" xmlns:w15="http://schemas.microsoft.com/office/word/2012/wordml" xmlns:w16cex="http://schemas.microsoft.com/office/word/2018/wordml/cex" xmlns:w16cid="http://schemas.microsoft.com/office/word/2016/wordml/cid" xmlns:w16="http://schemas.microsoft.com/office/word/2018/wordml" xmlns:w16du="http://schemas.microsoft.com/office/word/2023/wordml/word16du" xmlns:w16sdtdh="http://schemas.microsoft.com/office/word/2020/wordml/sdtdatahash" xmlns:w16sdtfl="http://schemas.microsoft.com/office/word/2024/wordml/sdtformatlock" xmlns:w16se="http://schemas.microsoft.com/office/word/2015/wordml/symex" xmlns:wpg="http://schemas.microsoft.com/office/word/2010/wordprocessingGroup" xmlns:wpi="http://schemas.microsoft.com/office/word/2010/wordprocessingInk" xmlns:wne="http://schemas.microsoft.com/office/word/2006/wordml" xmlns:wps="http://schemas.microsoft.com/office/word/2010/wordprocessingShape" mc:Ignorable="w14 w15 w16se w16cid w16 w16cex w16sdtdh w16sdtfl w16du wp14">
+<w:document xmlns:wpc="http://schemas.microsoft.com/office/word/2010/wordprocessingCanvas" xmlns:cx="http://schemas.microsoft.com/office/drawing/2014/chartex" xmlns:cx1="http://schemas.microsoft.com/office/drawing/2015/9/8/chartex" xmlns:mc="http://schemas.openxmlformats.org/markup-compatibility/2006" xmlns:o="urn:schemas-microsoft-com:office:office" xmlns:r="http://schemas.openxmlformats.org/officeDocument/2006/relationships" xmlns:m="http://schemas.openxmlformats.org/officeDocument/2006/math" xmlns:v="urn:schemas-microsoft-com:vml" xmlns:wp14="http://schemas.microsoft.com/office/word/2010/wordprocessingDrawing" xmlns:wp="http://schemas.openxmlformats.org/drawingml/2006/wordprocessingDrawing" xmlns:w10="urn:schemas-microsoft-com:office:word" xmlns:w="http://schemas.openxmlformats.org/wordprocessingml/2006/main" xmlns:w14="http://schemas.microsoft.com/office/word/2010/wordml" xmlns:w15="http://schemas.microsoft.com/office/word/2012/wordml" xmlns:w16se="http://schemas.microsoft.com/office/word/2015/wordml/symex" xmlns:wpg="http://schemas.microsoft.com/office/word/2010/wordprocessingGroup" xmlns:wpi="http://schemas.microsoft.com/office/word/2010/wordprocessingInk" xmlns:wne="http://schemas.microsoft.com/office/word/2006/wordml" xmlns:wps="http://schemas.microsoft.com/office/word/2010/wordprocessingShape" mc:Ignorable="w14 w15 w16se wp14">
   <w:body>
     <w:p>
       <w:pPr>
@@ -19,49 +19,223 @@
         <w:jc w:val="both"/>
       </w:pPr>
       <w:r>
-        <w:t>Программное средство «Контроль ТС Каршеринга» создаётся для удобного отслеживания технического состояния автомобилей в каршеринговом сервисе. С его помощью сотрудники могут удалённо видеть параметры машин, фиксировать проблемы и планировать ремонт.</w:t>
-      </w:r>
-    </w:p>
-    <w:p>
-      <w:pPr>
-        <w:spacing w:after="0" w:line="360" w:lineRule="auto"/>
-        <w:ind w:firstLine="709"/>
-        <w:jc w:val="both"/>
-      </w:pPr>
-      <w:r>
-        <w:t>Сейчас в большинстве каршерингов техническое состояние проверяют вручную — либо после того, как автомобиль вернули, либо когда он уже сломался. Это приводит к простоям, неожиданным поломкам у клиентов и лишней нагрузке на персонал. Без такой системы сотрудники вынуждены часто выезжать на осмотры, тратить время на поиск неисправностей и реагировать уже постфактум. В итоге процесс становится громоздким и дорогим.</w:t>
-      </w:r>
-    </w:p>
-    <w:p>
-      <w:pPr>
-        <w:spacing w:after="0" w:line="360" w:lineRule="auto"/>
-        <w:ind w:firstLine="709"/>
-        <w:jc w:val="both"/>
-      </w:pPr>
-      <w:r>
-        <w:t xml:space="preserve">Использование онлайн-системы с датчиками на борту позволяет решить главную задачу — видеть состояние всех машин в реальном времени, без лишних поездок. Вместо того чтобы проверять каждую машину руками, </w:t>
-      </w:r>
-      <w:r>
-        <w:t>тех</w:t>
-      </w:r>
-      <w:r>
-        <w:t>ническая с</w:t>
-      </w:r>
-      <w:r>
-        <w:t>лужба</w:t>
-      </w:r>
-      <w:r>
-        <w:t xml:space="preserve"> получает понятные данные на экране: ошибки двигателя, давление в шинах, заряд батареи и другое.</w:t>
-      </w:r>
-    </w:p>
-    <w:p>
-      <w:pPr>
-        <w:spacing w:after="0" w:line="360" w:lineRule="auto"/>
-        <w:ind w:firstLine="709"/>
-        <w:jc w:val="both"/>
-      </w:pPr>
-      <w:r>
-        <w:t>Разработка такой системы нужна, чтобы автоматизировать контроль автопарка и снизить риск аварий и внезапных отказов. Без неё работа строится на ощущениях и внешнем осмотре, что в условиях каршеринга с большим числом поездок неэффективно. Внедрение системы даёт возможность быстрее находить проблемы и решать их до того, как они повлияют на клиентов.</w:t>
+        <w:t xml:space="preserve">1.1. Что такое </w:t>
+      </w:r>
+      <w:proofErr w:type="spellStart"/>
+      <w:r>
+        <w:t>каршеринг</w:t>
+      </w:r>
+      <w:proofErr w:type="spellEnd"/>
+      <w:r>
+        <w:t xml:space="preserve"> и как он работает</w:t>
+      </w:r>
+    </w:p>
+    <w:p>
+      <w:pPr>
+        <w:spacing w:after="0" w:line="360" w:lineRule="auto"/>
+        <w:ind w:firstLine="709"/>
+        <w:jc w:val="both"/>
+      </w:pPr>
+      <w:proofErr w:type="spellStart"/>
+      <w:r>
+        <w:t>Каршеринг</w:t>
+      </w:r>
+      <w:proofErr w:type="spellEnd"/>
+      <w:r>
+        <w:t xml:space="preserve"> — это сервис краткосрочной аренды автомобилей. Пользователь регистрируется в приложении, находит ближайшую свободную машину на карте, бронирует её, открывает через смартфон и пользуется по своему усмотрению — обычно в пределах города и на короткое время (от нескольких минут до нескольких суток). Оплата идёт поминутно или по тарифу. Когда поездка закончена, пользователь оставляет машину в разрешённой зоне, и она становится доступна следующему клиенту.</w:t>
+      </w:r>
+    </w:p>
+    <w:p>
+      <w:pPr>
+        <w:spacing w:after="0" w:line="360" w:lineRule="auto"/>
+        <w:ind w:firstLine="709"/>
+        <w:jc w:val="both"/>
+      </w:pPr>
+      <w:r>
+        <w:t xml:space="preserve">Ключевая особенность </w:t>
+      </w:r>
+      <w:proofErr w:type="spellStart"/>
+      <w:r>
+        <w:t>каршеринга</w:t>
+      </w:r>
+      <w:proofErr w:type="spellEnd"/>
+      <w:r>
+        <w:t xml:space="preserve"> в том, что один автомобиль используется многими людьми в течение дня. Он почти не простаивает: пока один клиент завершил поездку, через 10–15 минут за руль садится следующий. Из-за такой интенсивной эксплуатации машины изнашиваются быстрее, чем в частном использовании, а обслуживать их нужно чаще и внимательнее.</w:t>
+      </w:r>
+    </w:p>
+    <w:p>
+      <w:pPr>
+        <w:spacing w:after="0" w:line="360" w:lineRule="auto"/>
+        <w:ind w:firstLine="709"/>
+        <w:jc w:val="both"/>
+      </w:pPr>
+      <w:r>
+        <w:t>1.2. Как устроен процесс работы сервиса</w:t>
+      </w:r>
+    </w:p>
+    <w:p>
+      <w:pPr>
+        <w:spacing w:after="0" w:line="360" w:lineRule="auto"/>
+        <w:ind w:firstLine="709"/>
+        <w:jc w:val="both"/>
+      </w:pPr>
+      <w:r>
+        <w:t xml:space="preserve">Работа </w:t>
+      </w:r>
+      <w:proofErr w:type="spellStart"/>
+      <w:r>
+        <w:t>каршерингового</w:t>
+      </w:r>
+      <w:proofErr w:type="spellEnd"/>
+      <w:r>
+        <w:t xml:space="preserve"> сервиса начинается с того, что пользователь регистрируется в приложении, находит на карте ближайший свободный автомобиль и бронирует его. Затем он подходит к машине, открывает её через смартфон, проверяет внешнее состояние и начинает поездку. Когда поездка завершена, пользователь оставляет автомобиль в разрешённой зоне парковки, и машина снова становится доступной для следующего клиента. Параллельно с этим автомобили должны регулярно проходить техническое обслуживание: заправку, мойку, проверку технического состояния и ремонт. При таком режиме работы состояние машины меняется очень быстро — один и тот же автомобиль за день может совершить десятки поездок, </w:t>
+      </w:r>
+      <w:proofErr w:type="gramStart"/>
+      <w:r>
+        <w:t>и</w:t>
+      </w:r>
+      <w:proofErr w:type="gramEnd"/>
+      <w:r>
+        <w:t xml:space="preserve"> если за ним не следить, он быстро придёт в негодность.</w:t>
+      </w:r>
+    </w:p>
+    <w:p>
+      <w:pPr>
+        <w:spacing w:after="0" w:line="360" w:lineRule="auto"/>
+        <w:ind w:firstLine="709"/>
+        <w:jc w:val="both"/>
+      </w:pPr>
+      <w:r>
+        <w:t>1.3. Проблемы, возникающие без учёта состояния автомобилей</w:t>
+      </w:r>
+    </w:p>
+    <w:p>
+      <w:pPr>
+        <w:spacing w:after="0" w:line="360" w:lineRule="auto"/>
+        <w:ind w:firstLine="709"/>
+        <w:jc w:val="both"/>
+      </w:pPr>
+      <w:r>
+        <w:t>Если не вести постоянный учёт технического состояния машин, сервис сталкивается со следующими проблемами:</w:t>
+      </w:r>
+    </w:p>
+    <w:p>
+      <w:pPr>
+        <w:spacing w:after="0" w:line="360" w:lineRule="auto"/>
+        <w:ind w:firstLine="709"/>
+        <w:jc w:val="both"/>
+      </w:pPr>
+      <w:r>
+        <w:lastRenderedPageBreak/>
+        <w:t>Внезапные поломки. Машина ломается прямо во время поездки клиента — это опасно и сильно портит впечатление о сервисе.</w:t>
+      </w:r>
+    </w:p>
+    <w:p>
+      <w:pPr>
+        <w:spacing w:after="0" w:line="360" w:lineRule="auto"/>
+        <w:ind w:firstLine="709"/>
+        <w:jc w:val="both"/>
+      </w:pPr>
+      <w:r>
+        <w:t>Простои. Автомобиль неожиданно выходит из строя и надолго выпадает из работы, пока его не найдут и не отремонтируют.</w:t>
+      </w:r>
+    </w:p>
+    <w:p>
+      <w:pPr>
+        <w:spacing w:after="0" w:line="360" w:lineRule="auto"/>
+        <w:ind w:firstLine="709"/>
+        <w:jc w:val="both"/>
+      </w:pPr>
+      <w:r>
+        <w:t>Ручные проверки. Сотрудникам приходится физически осматривать каждую машину, а это долго и дорого, особенно если автопарк большой.</w:t>
+      </w:r>
+    </w:p>
+    <w:p>
+      <w:pPr>
+        <w:spacing w:after="0" w:line="360" w:lineRule="auto"/>
+        <w:ind w:firstLine="709"/>
+        <w:jc w:val="both"/>
+      </w:pPr>
+      <w:r>
+        <w:t>Реакция вместо профилактики. Проблемы решают тогда, когда они уже случились, а не предупреждают их заранее.</w:t>
+      </w:r>
+    </w:p>
+    <w:p>
+      <w:pPr>
+        <w:spacing w:after="0" w:line="360" w:lineRule="auto"/>
+        <w:ind w:firstLine="709"/>
+        <w:jc w:val="both"/>
+      </w:pPr>
+      <w:r>
+        <w:t>Потеря денег. Каждый час простоя — это недополученная прибыль и лишние расходы на срочный ремонт.</w:t>
+      </w:r>
+    </w:p>
+    <w:p>
+      <w:pPr>
+        <w:spacing w:after="0" w:line="360" w:lineRule="auto"/>
+        <w:ind w:firstLine="709"/>
+        <w:jc w:val="both"/>
+      </w:pPr>
+      <w:r>
+        <w:t>Снижение доверия клиентов. Если пользователь часто попадает в неисправные машины, он уходит к конкурентам.</w:t>
+      </w:r>
+    </w:p>
+    <w:p>
+      <w:pPr>
+        <w:spacing w:after="0" w:line="360" w:lineRule="auto"/>
+        <w:ind w:firstLine="709"/>
+        <w:jc w:val="both"/>
+      </w:pPr>
+      <w:r>
+        <w:t>Именно эти проблемы и должна решить автоматизированная система контроля технического состояния.</w:t>
+      </w:r>
+    </w:p>
+    <w:p>
+      <w:pPr>
+        <w:spacing w:after="0" w:line="360" w:lineRule="auto"/>
+        <w:ind w:firstLine="709"/>
+        <w:jc w:val="both"/>
+      </w:pPr>
+      <w:r>
+        <w:t>1.4. Назначение разрабатываемой системы</w:t>
+      </w:r>
+    </w:p>
+    <w:p>
+      <w:pPr>
+        <w:spacing w:after="0" w:line="360" w:lineRule="auto"/>
+        <w:ind w:firstLine="709"/>
+        <w:jc w:val="both"/>
+      </w:pPr>
+      <w:r>
+        <w:t xml:space="preserve">Разрабатываемое программное средство «Контроль технического состояния» предназначено для автоматизированного мониторинга состояния автомобилей </w:t>
+      </w:r>
+      <w:proofErr w:type="spellStart"/>
+      <w:r>
+        <w:t>каршерингового</w:t>
+      </w:r>
+      <w:proofErr w:type="spellEnd"/>
+      <w:r>
+        <w:t xml:space="preserve"> сервиса и управления заявками на их обслуживание.</w:t>
+      </w:r>
+    </w:p>
+    <w:p>
+      <w:pPr>
+        <w:spacing w:after="0" w:line="360" w:lineRule="auto"/>
+        <w:ind w:firstLine="709"/>
+        <w:jc w:val="both"/>
+      </w:pPr>
+      <w:r>
+        <w:t>Система позволяет сотрудникам удалённо видеть параметры каждой машины, фиксировать неисправности и планировать ремонт. Данные о состоянии автомобиля поступают от бортовых датчиков: давление в шинах, температура двигателя, уровень топлива, ошибки электроники и другие параметры.</w:t>
+      </w:r>
+    </w:p>
+    <w:p>
+      <w:pPr>
+        <w:spacing w:after="0" w:line="360" w:lineRule="auto"/>
+        <w:ind w:firstLine="709"/>
+        <w:jc w:val="both"/>
+      </w:pPr>
+      <w:r>
+        <w:t>1.5. Какие процессы автоматизируются</w:t>
       </w:r>
     </w:p>
     <w:p>
@@ -81,17 +255,20 @@
         <w:jc w:val="both"/>
       </w:pPr>
       <w:r>
-        <w:t>Удалённый просмотр данных с автомобилей — на сайте или в приложении отображаются основные параметры машин (уровень топлива, температура, ошибки). Если датчик фиксирует отклонение, это сразу видно персоналу.</w:t>
-      </w:r>
-    </w:p>
-    <w:p>
-      <w:pPr>
-        <w:spacing w:after="0" w:line="360" w:lineRule="auto"/>
-        <w:ind w:firstLine="709"/>
-        <w:jc w:val="both"/>
-      </w:pPr>
+        <w:t xml:space="preserve">Удалённый просмотр данных с автомобилей — на сайте или в приложении отображаются основные параметры машин (уровень топлива, </w:t>
+      </w:r>
       <w:r>
         <w:lastRenderedPageBreak/>
+        <w:t>температура, ошибки). Если датчик фиксирует отклонение, это сразу видно персоналу.</w:t>
+      </w:r>
+    </w:p>
+    <w:p>
+      <w:pPr>
+        <w:spacing w:after="0" w:line="360" w:lineRule="auto"/>
+        <w:ind w:firstLine="709"/>
+        <w:jc w:val="both"/>
+      </w:pPr>
+      <w:r>
         <w:t>Автоматическое создание заявок на ремонт — если система обнаружила неисправность или пользователь сообщил о проблеме, формируется заявка с номером авто и описанием. Её берут в работу механики.</w:t>
       </w:r>
     </w:p>
@@ -111,8 +288,18 @@
         <w:ind w:firstLine="709"/>
         <w:jc w:val="both"/>
       </w:pPr>
-      <w:r>
-        <w:t>Учёт статусов и оповещения — каждый автомобиль имеет статус (исправен, в ремонте, на диагностике). Сотрудники получают уведомления при смене статуса, например «нужно срочное ТО» или «авто готово». Это убирает лишние звонки и бумажную работу.</w:t>
+      <w:bookmarkStart w:id="0" w:name="_GoBack"/>
+      <w:bookmarkEnd w:id="0"/>
+      <w:r>
+        <w:t xml:space="preserve">Учёт статусов и оповещения — каждый автомобиль имеет статус (исправен, в ремонте, на диагностике). Сотрудники получают уведомления при смене статуса, </w:t>
+      </w:r>
+      <w:proofErr w:type="gramStart"/>
+      <w:r>
+        <w:t>например</w:t>
+      </w:r>
+      <w:proofErr w:type="gramEnd"/>
+      <w:r>
+        <w:t xml:space="preserve"> «нужно срочное ТО» или «авто готово». Это убирает лишние звонки и бумажную работу.</w:t>
       </w:r>
     </w:p>
     <w:sectPr>
@@ -126,7 +313,7 @@
 </file>
 
 <file path=word/numbering.xml><?xml version="1.0" encoding="utf-8"?>
-<w:numbering xmlns:wpc="http://schemas.microsoft.com/office/word/2010/wordprocessingCanvas" xmlns:cx="http://schemas.microsoft.com/office/drawing/2014/chartex" xmlns:cx1="http://schemas.microsoft.com/office/drawing/2015/9/8/chartex" xmlns:cx2="http://schemas.microsoft.com/office/drawing/2015/10/21/chartex" xmlns:cx3="http://schemas.microsoft.com/office/drawing/2016/5/9/chartex" xmlns:cx4="http://schemas.microsoft.com/office/drawing/2016/5/10/chartex" xmlns:cx5="http://schemas.microsoft.com/office/drawing/2016/5/11/chartex" xmlns:cx6="http://schemas.microsoft.com/office/drawing/2016/5/12/chartex" xmlns:cx7="http://schemas.microsoft.com/office/drawing/2016/5/13/chartex" xmlns:cx8="http://schemas.microsoft.com/office/drawing/2016/5/14/chartex" xmlns:mc="http://schemas.openxmlformats.org/markup-compatibility/2006" xmlns:aink="http://schemas.microsoft.com/office/drawing/2016/ink" xmlns:am3d="http://schemas.microsoft.com/office/drawing/2017/model3d" xmlns:o="urn:schemas-microsoft-com:office:office" xmlns:oel="http://schemas.microsoft.com/office/2019/extlst" xmlns:r="http://schemas.openxmlformats.org/officeDocument/2006/relationships" xmlns:m="http://schemas.openxmlformats.org/officeDocument/2006/math" xmlns:v="urn:schemas-microsoft-com:vml" xmlns:wp14="http://schemas.microsoft.com/office/word/2010/wordprocessingDrawing" xmlns:wp="http://schemas.openxmlformats.org/drawingml/2006/wordprocessingDrawing" xmlns:w10="urn:schemas-microsoft-com:office:word" xmlns:w="http://schemas.openxmlformats.org/wordprocessingml/2006/main" xmlns:w14="http://schemas.microsoft.com/office/word/2010/wordml" xmlns:w15="http://schemas.microsoft.com/office/word/2012/wordml" xmlns:w16cex="http://schemas.microsoft.com/office/word/2018/wordml/cex" xmlns:w16cid="http://schemas.microsoft.com/office/word/2016/wordml/cid" xmlns:w16="http://schemas.microsoft.com/office/word/2018/wordml" xmlns:w16du="http://schemas.microsoft.com/office/word/2023/wordml/word16du" xmlns:w16sdtdh="http://schemas.microsoft.com/office/word/2020/wordml/sdtdatahash" xmlns:w16sdtfl="http://schemas.microsoft.com/office/word/2024/wordml/sdtformatlock" xmlns:w16se="http://schemas.microsoft.com/office/word/2015/wordml/symex" xmlns:wpg="http://schemas.microsoft.com/office/word/2010/wordprocessingGroup" xmlns:wpi="http://schemas.microsoft.com/office/word/2010/wordprocessingInk" xmlns:wne="http://schemas.microsoft.com/office/word/2006/wordml" xmlns:wps="http://schemas.microsoft.com/office/word/2010/wordprocessingShape" mc:Ignorable="w14 w15 w16se w16cid w16 w16cex w16sdtdh w16sdtfl w16du wp14">
+<w:numbering xmlns:wpc="http://schemas.microsoft.com/office/word/2010/wordprocessingCanvas" xmlns:cx="http://schemas.microsoft.com/office/drawing/2014/chartex" xmlns:cx1="http://schemas.microsoft.com/office/drawing/2015/9/8/chartex" xmlns:mc="http://schemas.openxmlformats.org/markup-compatibility/2006" xmlns:o="urn:schemas-microsoft-com:office:office" xmlns:r="http://schemas.openxmlformats.org/officeDocument/2006/relationships" xmlns:m="http://schemas.openxmlformats.org/officeDocument/2006/math" xmlns:v="urn:schemas-microsoft-com:vml" xmlns:wp14="http://schemas.microsoft.com/office/word/2010/wordprocessingDrawing" xmlns:wp="http://schemas.openxmlformats.org/drawingml/2006/wordprocessingDrawing" xmlns:w10="urn:schemas-microsoft-com:office:word" xmlns:w="http://schemas.openxmlformats.org/wordprocessingml/2006/main" xmlns:w14="http://schemas.microsoft.com/office/word/2010/wordml" xmlns:w15="http://schemas.microsoft.com/office/word/2012/wordml" xmlns:w16se="http://schemas.microsoft.com/office/word/2015/wordml/symex" xmlns:wpg="http://schemas.microsoft.com/office/word/2010/wordprocessingGroup" xmlns:wpi="http://schemas.microsoft.com/office/word/2010/wordprocessingInk" xmlns:wne="http://schemas.microsoft.com/office/word/2006/wordml" xmlns:wps="http://schemas.microsoft.com/office/word/2010/wordprocessingShape" mc:Ignorable="w14 w15 w16se wp14">
   <w:abstractNum w:abstractNumId="0" w15:restartNumberingAfterBreak="0">
     <w:nsid w:val="4D7951AF"/>
     <w:multiLevelType w:val="multilevel"/>
@@ -240,14 +427,14 @@
       </w:pPr>
     </w:lvl>
   </w:abstractNum>
-  <w:num w:numId="1" w16cid:durableId="2014600928">
+  <w:num w:numId="1">
     <w:abstractNumId w:val="0"/>
   </w:num>
 </w:numbering>
 </file>
 
 <file path=word/styles.xml><?xml version="1.0" encoding="utf-8"?>
-<w:styles xmlns:mc="http://schemas.openxmlformats.org/markup-compatibility/2006" xmlns:r="http://schemas.openxmlformats.org/officeDocument/2006/relationships" xmlns:w="http://schemas.openxmlformats.org/wordprocessingml/2006/main" xmlns:w14="http://schemas.microsoft.com/office/word/2010/wordml" xmlns:w15="http://schemas.microsoft.com/office/word/2012/wordml" xmlns:w16cex="http://schemas.microsoft.com/office/word/2018/wordml/cex" xmlns:w16cid="http://schemas.microsoft.com/office/word/2016/wordml/cid" xmlns:w16="http://schemas.microsoft.com/office/word/2018/wordml" xmlns:w16du="http://schemas.microsoft.com/office/word/2023/wordml/word16du" xmlns:w16sdtdh="http://schemas.microsoft.com/office/word/2020/wordml/sdtdatahash" xmlns:w16sdtfl="http://schemas.microsoft.com/office/word/2024/wordml/sdtformatlock" xmlns:w16se="http://schemas.microsoft.com/office/word/2015/wordml/symex" mc:Ignorable="w14 w15 w16se w16cid w16 w16cex w16sdtdh w16sdtfl w16du">
+<w:styles xmlns:mc="http://schemas.openxmlformats.org/markup-compatibility/2006" xmlns:r="http://schemas.openxmlformats.org/officeDocument/2006/relationships" xmlns:w="http://schemas.openxmlformats.org/wordprocessingml/2006/main" xmlns:w14="http://schemas.microsoft.com/office/word/2010/wordml" xmlns:w15="http://schemas.microsoft.com/office/word/2012/wordml" xmlns:w16se="http://schemas.microsoft.com/office/word/2015/wordml/symex" mc:Ignorable="w14 w15 w16se">
   <w:docDefaults>
     <w:rPrDefault>
       <w:rPr>
@@ -263,7 +450,7 @@
       </w:pPr>
     </w:pPrDefault>
   </w:docDefaults>
-  <w:latentStyles w:defLockedState="0" w:defUIPriority="99" w:defSemiHidden="0" w:defUnhideWhenUsed="0" w:defQFormat="0" w:count="376">
+  <w:latentStyles w:defLockedState="0" w:defUIPriority="99" w:defSemiHidden="0" w:defUnhideWhenUsed="0" w:defQFormat="0" w:count="371">
     <w:lsdException w:name="Normal" w:uiPriority="0" w:qFormat="1"/>
     <w:lsdException w:name="heading 1" w:uiPriority="9" w:qFormat="1"/>
     <w:lsdException w:name="heading 2" w:semiHidden="1" w:uiPriority="9" w:unhideWhenUsed="1" w:qFormat="1"/>
@@ -635,11 +822,6 @@
     <w:lsdException w:name="List Table 5 Dark Accent 6" w:uiPriority="50"/>
     <w:lsdException w:name="List Table 6 Colorful Accent 6" w:uiPriority="51"/>
     <w:lsdException w:name="List Table 7 Colorful Accent 6" w:uiPriority="52"/>
-    <w:lsdException w:name="Mention" w:semiHidden="1" w:unhideWhenUsed="1"/>
-    <w:lsdException w:name="Smart Hyperlink" w:semiHidden="1" w:unhideWhenUsed="1"/>
-    <w:lsdException w:name="Hashtag" w:semiHidden="1" w:unhideWhenUsed="1"/>
-    <w:lsdException w:name="Unresolved Mention" w:semiHidden="1" w:unhideWhenUsed="1"/>
-    <w:lsdException w:name="Smart Link" w:semiHidden="1" w:unhideWhenUsed="1"/>
   </w:latentStyles>
   <w:style w:type="paragraph" w:default="1" w:styleId="a">
     <w:name w:val="Normal"/>
@@ -854,6 +1036,7 @@
   <w:style w:type="character" w:default="1" w:styleId="a0">
     <w:name w:val="Default Paragraph Font"/>
     <w:uiPriority w:val="1"/>
+    <w:semiHidden/>
     <w:unhideWhenUsed/>
   </w:style>
   <w:style w:type="table" w:default="1" w:styleId="a1">

--- a/Контроль технического состояние (Шамарин, Морозов).docx
+++ b/Контроль технического состояние (Шамарин, Морозов).docx
@@ -1,6 +1,6 @@
 
 <file path=word/document.xml><?xml version="1.0" encoding="utf-8"?>
-<w:document xmlns:wpc="http://schemas.microsoft.com/office/word/2010/wordprocessingCanvas" xmlns:cx="http://schemas.microsoft.com/office/drawing/2014/chartex" xmlns:cx1="http://schemas.microsoft.com/office/drawing/2015/9/8/chartex" xmlns:mc="http://schemas.openxmlformats.org/markup-compatibility/2006" xmlns:o="urn:schemas-microsoft-com:office:office" xmlns:r="http://schemas.openxmlformats.org/officeDocument/2006/relationships" xmlns:m="http://schemas.openxmlformats.org/officeDocument/2006/math" xmlns:v="urn:schemas-microsoft-com:vml" xmlns:wp14="http://schemas.microsoft.com/office/word/2010/wordprocessingDrawing" xmlns:wp="http://schemas.openxmlformats.org/drawingml/2006/wordprocessingDrawing" xmlns:w10="urn:schemas-microsoft-com:office:word" xmlns:w="http://schemas.openxmlformats.org/wordprocessingml/2006/main" xmlns:w14="http://schemas.microsoft.com/office/word/2010/wordml" xmlns:w15="http://schemas.microsoft.com/office/word/2012/wordml" xmlns:w16se="http://schemas.microsoft.com/office/word/2015/wordml/symex" xmlns:wpg="http://schemas.microsoft.com/office/word/2010/wordprocessingGroup" xmlns:wpi="http://schemas.microsoft.com/office/word/2010/wordprocessingInk" xmlns:wne="http://schemas.microsoft.com/office/word/2006/wordml" xmlns:wps="http://schemas.microsoft.com/office/word/2010/wordprocessingShape" mc:Ignorable="w14 w15 w16se wp14">
+<w:document xmlns:wpc="http://schemas.microsoft.com/office/word/2010/wordprocessingCanvas" xmlns:cx="http://schemas.microsoft.com/office/drawing/2014/chartex" xmlns:cx1="http://schemas.microsoft.com/office/drawing/2015/9/8/chartex" xmlns:cx2="http://schemas.microsoft.com/office/drawing/2015/10/21/chartex" xmlns:cx3="http://schemas.microsoft.com/office/drawing/2016/5/9/chartex" xmlns:cx4="http://schemas.microsoft.com/office/drawing/2016/5/10/chartex" xmlns:cx5="http://schemas.microsoft.com/office/drawing/2016/5/11/chartex" xmlns:cx6="http://schemas.microsoft.com/office/drawing/2016/5/12/chartex" xmlns:cx7="http://schemas.microsoft.com/office/drawing/2016/5/13/chartex" xmlns:cx8="http://schemas.microsoft.com/office/drawing/2016/5/14/chartex" xmlns:mc="http://schemas.openxmlformats.org/markup-compatibility/2006" xmlns:aink="http://schemas.microsoft.com/office/drawing/2016/ink" xmlns:am3d="http://schemas.microsoft.com/office/drawing/2017/model3d" xmlns:o="urn:schemas-microsoft-com:office:office" xmlns:oel="http://schemas.microsoft.com/office/2019/extlst" xmlns:r="http://schemas.openxmlformats.org/officeDocument/2006/relationships" xmlns:m="http://schemas.openxmlformats.org/officeDocument/2006/math" xmlns:v="urn:schemas-microsoft-com:vml" xmlns:wp14="http://schemas.microsoft.com/office/word/2010/wordprocessingDrawing" xmlns:wp="http://schemas.openxmlformats.org/drawingml/2006/wordprocessingDrawing" xmlns:w10="urn:schemas-microsoft-com:office:word" xmlns:w="http://schemas.openxmlformats.org/wordprocessingml/2006/main" xmlns:w14="http://schemas.microsoft.com/office/word/2010/wordml" xmlns:w15="http://schemas.microsoft.com/office/word/2012/wordml" xmlns:w16cex="http://schemas.microsoft.com/office/word/2018/wordml/cex" xmlns:w16cid="http://schemas.microsoft.com/office/word/2016/wordml/cid" xmlns:w16="http://schemas.microsoft.com/office/word/2018/wordml" xmlns:w16du="http://schemas.microsoft.com/office/word/2023/wordml/word16du" xmlns:w16sdtdh="http://schemas.microsoft.com/office/word/2020/wordml/sdtdatahash" xmlns:w16sdtfl="http://schemas.microsoft.com/office/word/2024/wordml/sdtformatlock" xmlns:w16se="http://schemas.microsoft.com/office/word/2015/wordml/symex" xmlns:wpg="http://schemas.microsoft.com/office/word/2010/wordprocessingGroup" xmlns:wpi="http://schemas.microsoft.com/office/word/2010/wordprocessingInk" xmlns:wne="http://schemas.microsoft.com/office/word/2006/wordml" xmlns:wps="http://schemas.microsoft.com/office/word/2010/wordprocessingShape" mc:Ignorable="w14 w15 w16se w16cid w16 w16cex w16sdtdh w16sdtfl w16du wp14">
   <w:body>
     <w:p>
       <w:pPr>
@@ -19,48 +19,27 @@
         <w:jc w:val="both"/>
       </w:pPr>
       <w:r>
-        <w:t xml:space="preserve">1.1. Что такое </w:t>
-      </w:r>
-      <w:proofErr w:type="spellStart"/>
-      <w:r>
-        <w:t>каршеринг</w:t>
-      </w:r>
-      <w:proofErr w:type="spellEnd"/>
-      <w:r>
-        <w:t xml:space="preserve"> и как он работает</w:t>
-      </w:r>
-    </w:p>
-    <w:p>
-      <w:pPr>
-        <w:spacing w:after="0" w:line="360" w:lineRule="auto"/>
-        <w:ind w:firstLine="709"/>
-        <w:jc w:val="both"/>
-      </w:pPr>
-      <w:proofErr w:type="spellStart"/>
-      <w:r>
-        <w:t>Каршеринг</w:t>
-      </w:r>
-      <w:proofErr w:type="spellEnd"/>
-      <w:r>
-        <w:t xml:space="preserve"> — это сервис краткосрочной аренды автомобилей. Пользователь регистрируется в приложении, находит ближайшую свободную машину на карте, бронирует её, открывает через смартфон и пользуется по своему усмотрению — обычно в пределах города и на короткое время (от нескольких минут до нескольких суток). Оплата идёт поминутно или по тарифу. Когда поездка закончена, пользователь оставляет машину в разрешённой зоне, и она становится доступна следующему клиенту.</w:t>
-      </w:r>
-    </w:p>
-    <w:p>
-      <w:pPr>
-        <w:spacing w:after="0" w:line="360" w:lineRule="auto"/>
-        <w:ind w:firstLine="709"/>
-        <w:jc w:val="both"/>
-      </w:pPr>
-      <w:r>
-        <w:t xml:space="preserve">Ключевая особенность </w:t>
-      </w:r>
-      <w:proofErr w:type="spellStart"/>
-      <w:r>
-        <w:t>каршеринга</w:t>
-      </w:r>
-      <w:proofErr w:type="spellEnd"/>
-      <w:r>
-        <w:t xml:space="preserve"> в том, что один автомобиль используется многими людьми в течение дня. Он почти не простаивает: пока один клиент завершил поездку, через 10–15 минут за руль садится следующий. Из-за такой интенсивной эксплуатации машины изнашиваются быстрее, чем в частном использовании, а обслуживать их нужно чаще и внимательнее.</w:t>
+        <w:t>1.1. Что такое каршеринг и как он работает</w:t>
+      </w:r>
+    </w:p>
+    <w:p>
+      <w:pPr>
+        <w:spacing w:after="0" w:line="360" w:lineRule="auto"/>
+        <w:ind w:firstLine="709"/>
+        <w:jc w:val="both"/>
+      </w:pPr>
+      <w:r>
+        <w:t>Каршеринг — это сервис краткосрочной аренды автомобилей. Пользователь регистрируется в приложении, находит ближайшую свободную машину на карте, бронирует её, открывает через смартфон и пользуется по своему усмотрению — обычно в пределах города и на короткое время (от нескольких минут до нескольких суток). Оплата идёт поминутно или по тарифу. Когда поездка закончена, пользователь оставляет машину в разрешённой зоне, и она становится доступна следующему клиенту.</w:t>
+      </w:r>
+    </w:p>
+    <w:p>
+      <w:pPr>
+        <w:spacing w:after="0" w:line="360" w:lineRule="auto"/>
+        <w:ind w:firstLine="709"/>
+        <w:jc w:val="both"/>
+      </w:pPr>
+      <w:r>
+        <w:t>Ключевая особенность каршеринга в том, что один автомобиль используется многими людьми в течение дня. Он почти не простаивает: пока один клиент завершил поездку, через 10–15 минут за руль садится следующий. Из-за такой интенсивной эксплуатации машины изнашиваются быстрее, чем в частном использовании, а обслуживать их нужно чаще и внимательнее.</w:t>
       </w:r>
     </w:p>
     <w:p>
@@ -80,15 +59,7 @@
         <w:jc w:val="both"/>
       </w:pPr>
       <w:r>
-        <w:t xml:space="preserve">Работа </w:t>
-      </w:r>
-      <w:proofErr w:type="spellStart"/>
-      <w:r>
-        <w:t>каршерингового</w:t>
-      </w:r>
-      <w:proofErr w:type="spellEnd"/>
-      <w:r>
-        <w:t xml:space="preserve"> сервиса начинается с того, что пользователь регистрируется в приложении, находит на карте ближайший свободный автомобиль и бронирует его. Затем он подходит к машине, открывает её через смартфон, проверяет внешнее состояние и начинает поездку. Когда поездка завершена, пользователь оставляет автомобиль в разрешённой зоне парковки, и машина снова становится доступной для следующего клиента. Параллельно с этим автомобили должны регулярно проходить техническое обслуживание: заправку, мойку, проверку технического состояния и ремонт. При таком режиме работы состояние машины меняется очень быстро — один и тот же автомобиль за день может совершить десятки поездок, </w:t>
+        <w:t xml:space="preserve">Работа каршерингового сервиса начинается с того, что пользователь регистрируется в приложении, находит на карте ближайший свободный автомобиль и бронирует его. Затем он подходит к машине, открывает её через смартфон, проверяет внешнее состояние и начинает поездку. Когда поездка завершена, пользователь оставляет автомобиль в разрешённой зоне парковки, и машина снова становится доступной для следующего клиента. Параллельно с этим автомобили должны регулярно проходить техническое обслуживание: заправку, мойку, проверку технического состояния и ремонт. При таком режиме работы состояние машины меняется очень быстро — один и тот же автомобиль за день может совершить десятки поездок, </w:t>
       </w:r>
       <w:proofErr w:type="gramStart"/>
       <w:r>
@@ -187,7 +158,7 @@
         <w:jc w:val="both"/>
       </w:pPr>
       <w:r>
-        <w:t>Именно эти проблемы и должна решить автоматизированная система контроля технического состояния.</w:t>
+        <w:t>Таким образом, основная задача разрабатываемой системы — автоматизированный сбор, обработка, хранение и предоставление информации о техническом состоянии автомобилей.</w:t>
       </w:r>
     </w:p>
     <w:p>
@@ -207,25 +178,98 @@
         <w:jc w:val="both"/>
       </w:pPr>
       <w:r>
-        <w:t xml:space="preserve">Разрабатываемое программное средство «Контроль технического состояния» предназначено для автоматизированного мониторинга состояния автомобилей </w:t>
-      </w:r>
-      <w:proofErr w:type="spellStart"/>
-      <w:r>
-        <w:t>каршерингового</w:t>
-      </w:r>
-      <w:proofErr w:type="spellEnd"/>
-      <w:r>
-        <w:t xml:space="preserve"> сервиса и управления заявками на их обслуживание.</w:t>
-      </w:r>
-    </w:p>
-    <w:p>
-      <w:pPr>
-        <w:spacing w:after="0" w:line="360" w:lineRule="auto"/>
-        <w:ind w:firstLine="709"/>
-        <w:jc w:val="both"/>
-      </w:pPr>
-      <w:r>
-        <w:t>Система позволяет сотрудникам удалённо видеть параметры каждой машины, фиксировать неисправности и планировать ремонт. Данные о состоянии автомобиля поступают от бортовых датчиков: давление в шинах, температура двигателя, уровень топлива, ошибки электроники и другие параметры.</w:t>
+        <w:t>Программное средство «Контроль технического состояния» предназначено для контроля и анализа технического состояния автомобилей. Оно не является самим каршеринговым сервисом, а представляет собой отдельный универсальный сервис, который может быть интегрирован с каршерингом, автосервисом, парковкой или другой системой управления автомобилями.</w:t>
+      </w:r>
+    </w:p>
+    <w:p>
+      <w:pPr>
+        <w:spacing w:after="0" w:line="360" w:lineRule="auto"/>
+        <w:ind w:firstLine="709"/>
+        <w:jc w:val="both"/>
+      </w:pPr>
+      <w:r>
+        <w:t>Центральной частью системы является серверный сервис. Он принимает данные о техническом состоянии автомобилей, обрабатывает их, сохраняет актуальную информацию в базе данных и выдаёт результаты по запросам других систем.</w:t>
+      </w:r>
+    </w:p>
+    <w:p>
+      <w:pPr>
+        <w:spacing w:after="0" w:line="360" w:lineRule="auto"/>
+        <w:ind w:firstLine="709"/>
+        <w:jc w:val="both"/>
+      </w:pPr>
+      <w:r>
+        <w:t>Система должна предоставлять следующие основные возможности:</w:t>
+      </w:r>
+    </w:p>
+    <w:p>
+      <w:pPr>
+        <w:spacing w:after="0" w:line="360" w:lineRule="auto"/>
+        <w:ind w:firstLine="709"/>
+        <w:jc w:val="both"/>
+      </w:pPr>
+      <w:r>
+        <w:t>• добавление информации об автомобиле и его техническом состоянии;</w:t>
+      </w:r>
+    </w:p>
+    <w:p>
+      <w:pPr>
+        <w:spacing w:after="0" w:line="360" w:lineRule="auto"/>
+        <w:ind w:firstLine="709"/>
+        <w:jc w:val="both"/>
+      </w:pPr>
+      <w:r>
+        <w:t>• изменение и обновление информации;</w:t>
+      </w:r>
+    </w:p>
+    <w:p>
+      <w:pPr>
+        <w:spacing w:after="0" w:line="360" w:lineRule="auto"/>
+        <w:ind w:firstLine="709"/>
+        <w:jc w:val="both"/>
+      </w:pPr>
+      <w:r>
+        <w:t>• удаление информации;</w:t>
+      </w:r>
+    </w:p>
+    <w:p>
+      <w:pPr>
+        <w:spacing w:after="0" w:line="360" w:lineRule="auto"/>
+        <w:ind w:firstLine="709"/>
+        <w:jc w:val="both"/>
+      </w:pPr>
+      <w:r>
+        <w:lastRenderedPageBreak/>
+        <w:t>• получение актуального состояния автомобиля;</w:t>
+      </w:r>
+    </w:p>
+    <w:p>
+      <w:pPr>
+        <w:spacing w:after="0" w:line="360" w:lineRule="auto"/>
+        <w:ind w:firstLine="709"/>
+        <w:jc w:val="both"/>
+      </w:pPr>
+      <w:r>
+        <w:t>• анализ полученных данных;</w:t>
+      </w:r>
+    </w:p>
+    <w:p>
+      <w:pPr>
+        <w:spacing w:after="0" w:line="360" w:lineRule="auto"/>
+        <w:ind w:firstLine="709"/>
+        <w:jc w:val="both"/>
+      </w:pPr>
+      <w:r>
+        <w:t>• получение информации по запросам других сервисов;</w:t>
+      </w:r>
+    </w:p>
+    <w:p>
+      <w:pPr>
+        <w:spacing w:after="0" w:line="360" w:lineRule="auto"/>
+        <w:ind w:firstLine="709"/>
+        <w:jc w:val="both"/>
+      </w:pPr>
+      <w:r>
+        <w:t>• изменение статуса автомобиля, например «исправен», «требует обслуживания», «на диагностике», «в ремонте» или «готов к эксплуатации».</w:t>
       </w:r>
     </w:p>
     <w:p>
@@ -255,11 +299,7 @@
         <w:jc w:val="both"/>
       </w:pPr>
       <w:r>
-        <w:t xml:space="preserve">Удалённый просмотр данных с автомобилей — на сайте или в приложении отображаются основные параметры машин (уровень топлива, </w:t>
-      </w:r>
-      <w:r>
-        <w:lastRenderedPageBreak/>
-        <w:t>температура, ошибки). Если датчик фиксирует отклонение, это сразу видно персоналу.</w:t>
+        <w:t>Удалённый просмотр данных с автомобилей — на сайте или в приложении отображаются основные параметры машин (уровень топлива, температура, ошибки). Если датчик фиксирует отклонение, это сразу видно персоналу.</w:t>
       </w:r>
     </w:p>
     <w:p>
@@ -288,18 +328,8 @@
         <w:ind w:firstLine="709"/>
         <w:jc w:val="both"/>
       </w:pPr>
-      <w:bookmarkStart w:id="0" w:name="_GoBack"/>
-      <w:bookmarkEnd w:id="0"/>
-      <w:r>
-        <w:t xml:space="preserve">Учёт статусов и оповещения — каждый автомобиль имеет статус (исправен, в ремонте, на диагностике). Сотрудники получают уведомления при смене статуса, </w:t>
-      </w:r>
-      <w:proofErr w:type="gramStart"/>
-      <w:r>
-        <w:t>например</w:t>
-      </w:r>
-      <w:proofErr w:type="gramEnd"/>
-      <w:r>
-        <w:t xml:space="preserve"> «нужно срочное ТО» или «авто готово». Это убирает лишние звонки и бумажную работу.</w:t>
+      <w:r>
+        <w:t>Учёт статусов и оповещения — каждый автомобиль имеет статус (исправен, в ремонте, на диагностике). Сотрудники получают уведомления при смене статуса, например «нужно срочное ТО» или «авто готово». Это убирает лишние звонки и бумажную работу.</w:t>
       </w:r>
     </w:p>
     <w:sectPr>
@@ -313,7 +343,7 @@
 </file>
 
 <file path=word/numbering.xml><?xml version="1.0" encoding="utf-8"?>
-<w:numbering xmlns:wpc="http://schemas.microsoft.com/office/word/2010/wordprocessingCanvas" xmlns:cx="http://schemas.microsoft.com/office/drawing/2014/chartex" xmlns:cx1="http://schemas.microsoft.com/office/drawing/2015/9/8/chartex" xmlns:mc="http://schemas.openxmlformats.org/markup-compatibility/2006" xmlns:o="urn:schemas-microsoft-com:office:office" xmlns:r="http://schemas.openxmlformats.org/officeDocument/2006/relationships" xmlns:m="http://schemas.openxmlformats.org/officeDocument/2006/math" xmlns:v="urn:schemas-microsoft-com:vml" xmlns:wp14="http://schemas.microsoft.com/office/word/2010/wordprocessingDrawing" xmlns:wp="http://schemas.openxmlformats.org/drawingml/2006/wordprocessingDrawing" xmlns:w10="urn:schemas-microsoft-com:office:word" xmlns:w="http://schemas.openxmlformats.org/wordprocessingml/2006/main" xmlns:w14="http://schemas.microsoft.com/office/word/2010/wordml" xmlns:w15="http://schemas.microsoft.com/office/word/2012/wordml" xmlns:w16se="http://schemas.microsoft.com/office/word/2015/wordml/symex" xmlns:wpg="http://schemas.microsoft.com/office/word/2010/wordprocessingGroup" xmlns:wpi="http://schemas.microsoft.com/office/word/2010/wordprocessingInk" xmlns:wne="http://schemas.microsoft.com/office/word/2006/wordml" xmlns:wps="http://schemas.microsoft.com/office/word/2010/wordprocessingShape" mc:Ignorable="w14 w15 w16se wp14">
+<w:numbering xmlns:wpc="http://schemas.microsoft.com/office/word/2010/wordprocessingCanvas" xmlns:cx="http://schemas.microsoft.com/office/drawing/2014/chartex" xmlns:cx1="http://schemas.microsoft.com/office/drawing/2015/9/8/chartex" xmlns:cx2="http://schemas.microsoft.com/office/drawing/2015/10/21/chartex" xmlns:cx3="http://schemas.microsoft.com/office/drawing/2016/5/9/chartex" xmlns:cx4="http://schemas.microsoft.com/office/drawing/2016/5/10/chartex" xmlns:cx5="http://schemas.microsoft.com/office/drawing/2016/5/11/chartex" xmlns:cx6="http://schemas.microsoft.com/office/drawing/2016/5/12/chartex" xmlns:cx7="http://schemas.microsoft.com/office/drawing/2016/5/13/chartex" xmlns:cx8="http://schemas.microsoft.com/office/drawing/2016/5/14/chartex" xmlns:mc="http://schemas.openxmlformats.org/markup-compatibility/2006" xmlns:aink="http://schemas.microsoft.com/office/drawing/2016/ink" xmlns:am3d="http://schemas.microsoft.com/office/drawing/2017/model3d" xmlns:o="urn:schemas-microsoft-com:office:office" xmlns:oel="http://schemas.microsoft.com/office/2019/extlst" xmlns:r="http://schemas.openxmlformats.org/officeDocument/2006/relationships" xmlns:m="http://schemas.openxmlformats.org/officeDocument/2006/math" xmlns:v="urn:schemas-microsoft-com:vml" xmlns:wp14="http://schemas.microsoft.com/office/word/2010/wordprocessingDrawing" xmlns:wp="http://schemas.openxmlformats.org/drawingml/2006/wordprocessingDrawing" xmlns:w10="urn:schemas-microsoft-com:office:word" xmlns:w="http://schemas.openxmlformats.org/wordprocessingml/2006/main" xmlns:w14="http://schemas.microsoft.com/office/word/2010/wordml" xmlns:w15="http://schemas.microsoft.com/office/word/2012/wordml" xmlns:w16cex="http://schemas.microsoft.com/office/word/2018/wordml/cex" xmlns:w16cid="http://schemas.microsoft.com/office/word/2016/wordml/cid" xmlns:w16="http://schemas.microsoft.com/office/word/2018/wordml" xmlns:w16du="http://schemas.microsoft.com/office/word/2023/wordml/word16du" xmlns:w16sdtdh="http://schemas.microsoft.com/office/word/2020/wordml/sdtdatahash" xmlns:w16sdtfl="http://schemas.microsoft.com/office/word/2024/wordml/sdtformatlock" xmlns:w16se="http://schemas.microsoft.com/office/word/2015/wordml/symex" xmlns:wpg="http://schemas.microsoft.com/office/word/2010/wordprocessingGroup" xmlns:wpi="http://schemas.microsoft.com/office/word/2010/wordprocessingInk" xmlns:wne="http://schemas.microsoft.com/office/word/2006/wordml" xmlns:wps="http://schemas.microsoft.com/office/word/2010/wordprocessingShape" mc:Ignorable="w14 w15 w16se w16cid w16 w16cex w16sdtdh w16sdtfl w16du wp14">
   <w:abstractNum w:abstractNumId="0" w15:restartNumberingAfterBreak="0">
     <w:nsid w:val="4D7951AF"/>
     <w:multiLevelType w:val="multilevel"/>
@@ -427,14 +457,14 @@
       </w:pPr>
     </w:lvl>
   </w:abstractNum>
-  <w:num w:numId="1">
+  <w:num w:numId="1" w16cid:durableId="738359606">
     <w:abstractNumId w:val="0"/>
   </w:num>
 </w:numbering>
 </file>
 
 <file path=word/styles.xml><?xml version="1.0" encoding="utf-8"?>
-<w:styles xmlns:mc="http://schemas.openxmlformats.org/markup-compatibility/2006" xmlns:r="http://schemas.openxmlformats.org/officeDocument/2006/relationships" xmlns:w="http://schemas.openxmlformats.org/wordprocessingml/2006/main" xmlns:w14="http://schemas.microsoft.com/office/word/2010/wordml" xmlns:w15="http://schemas.microsoft.com/office/word/2012/wordml" xmlns:w16se="http://schemas.microsoft.com/office/word/2015/wordml/symex" mc:Ignorable="w14 w15 w16se">
+<w:styles xmlns:mc="http://schemas.openxmlformats.org/markup-compatibility/2006" xmlns:r="http://schemas.openxmlformats.org/officeDocument/2006/relationships" xmlns:w="http://schemas.openxmlformats.org/wordprocessingml/2006/main" xmlns:w14="http://schemas.microsoft.com/office/word/2010/wordml" xmlns:w15="http://schemas.microsoft.com/office/word/2012/wordml" xmlns:w16cex="http://schemas.microsoft.com/office/word/2018/wordml/cex" xmlns:w16cid="http://schemas.microsoft.com/office/word/2016/wordml/cid" xmlns:w16="http://schemas.microsoft.com/office/word/2018/wordml" xmlns:w16du="http://schemas.microsoft.com/office/word/2023/wordml/word16du" xmlns:w16sdtdh="http://schemas.microsoft.com/office/word/2020/wordml/sdtdatahash" xmlns:w16sdtfl="http://schemas.microsoft.com/office/word/2024/wordml/sdtformatlock" xmlns:w16se="http://schemas.microsoft.com/office/word/2015/wordml/symex" mc:Ignorable="w14 w15 w16se w16cid w16 w16cex w16sdtdh w16sdtfl w16du">
   <w:docDefaults>
     <w:rPrDefault>
       <w:rPr>
@@ -450,7 +480,7 @@
       </w:pPr>
     </w:pPrDefault>
   </w:docDefaults>
-  <w:latentStyles w:defLockedState="0" w:defUIPriority="99" w:defSemiHidden="0" w:defUnhideWhenUsed="0" w:defQFormat="0" w:count="371">
+  <w:latentStyles w:defLockedState="0" w:defUIPriority="99" w:defSemiHidden="0" w:defUnhideWhenUsed="0" w:defQFormat="0" w:count="376">
     <w:lsdException w:name="Normal" w:uiPriority="0" w:qFormat="1"/>
     <w:lsdException w:name="heading 1" w:uiPriority="9" w:qFormat="1"/>
     <w:lsdException w:name="heading 2" w:semiHidden="1" w:uiPriority="9" w:unhideWhenUsed="1" w:qFormat="1"/>
@@ -822,6 +852,11 @@
     <w:lsdException w:name="List Table 5 Dark Accent 6" w:uiPriority="50"/>
     <w:lsdException w:name="List Table 6 Colorful Accent 6" w:uiPriority="51"/>
     <w:lsdException w:name="List Table 7 Colorful Accent 6" w:uiPriority="52"/>
+    <w:lsdException w:name="Mention" w:semiHidden="1" w:unhideWhenUsed="1"/>
+    <w:lsdException w:name="Smart Hyperlink" w:semiHidden="1" w:unhideWhenUsed="1"/>
+    <w:lsdException w:name="Hashtag" w:semiHidden="1" w:unhideWhenUsed="1"/>
+    <w:lsdException w:name="Unresolved Mention" w:semiHidden="1" w:unhideWhenUsed="1"/>
+    <w:lsdException w:name="Smart Link" w:semiHidden="1" w:unhideWhenUsed="1"/>
   </w:latentStyles>
   <w:style w:type="paragraph" w:default="1" w:styleId="a">
     <w:name w:val="Normal"/>
